--- a/docs/activities/lecture_14/14_class_activity.docx
+++ b/docs/activities/lecture_14/14_class_activity.docx
@@ -10336,7 +10336,7 @@
         <w:rPr>
           <w:rStyle w:val="VerbatimChar"/>
         </w:rPr>
-        <w:t xml:space="preserve"># Overdispersion test</w:t>
+        <w:t xml:space="preserve"># Overdispersion test (using simulated residuals)</w:t>
       </w:r>
       <w:r>
         <w:br/>
